--- a/ALS_EyeGaze_QuickStart_KR.docx
+++ b/ALS_EyeGaze_QuickStart_KR.docx
@@ -8613,6 +8613,17 @@
           <w:szCs w:val="18"/>
         </w:rPr>
         <w:t>이 문서는 요약본입니다. 설정 화면 전체 사용법, 기기·화면 방향별 레이아웃, 자세한 훈련 지침은 전체 사용자 매뉴얼을 참고하세요.</w:t>
+      </w:r>
+    </w:p>
+    <w:p>
+      <w:r>
+        <w:rPr>
+          <w:b/>
+        </w:rPr>
+        <w:t xml:space="preserve">문의 · 문제 신고 · 의견 보내기: </w:t>
+      </w:r>
+      <w:r>
+        <w:t>contact.eyeum@gmail.com</w:t>
       </w:r>
     </w:p>
     <w:sectPr>
